--- a/TestWord_1/F_ТИПОВИЙ ДОГОВІР СИСТЕМИ КАРАОКЕ ГО УААСП.docx
+++ b/TestWord_1/F_ТИПОВИЙ ДОГОВІР СИСТЕМИ КАРАОКЕ ГО УААСП.docx
@@ -87,6 +87,7 @@
           <w15:appearance w15:val="tags"/>
           <w:text/>
         </w:sdtPr>
+        <w:sdtEndPr/>
         <w:sdtContent>
           <w:r>
             <w:rPr>
@@ -120,7 +121,7 @@
           <w:tab w:val="left" w:pos="9214"/>
         </w:tabs>
         <w:ind w:firstLine="360"/>
-        <w:jc w:val="both"/>
+        <w:jc w:val="center"/>
         <w:rPr>
           <w:b w:val="0"/>
           <w:bCs w:val="0"/>
@@ -137,7 +138,27 @@
           <w:szCs w:val="20"/>
           <w:lang w:val="uk-UA"/>
         </w:rPr>
-        <w:t xml:space="preserve">м. Київ                                                                                                    </w:t>
+        <w:t xml:space="preserve">м. Київ                                                                                                </w:t>
+      </w:r>
+      <w:r>
+        <w:rPr>
+          <w:b w:val="0"/>
+          <w:bCs w:val="0"/>
+          <w:sz w:val="20"/>
+          <w:szCs w:val="20"/>
+          <w:lang w:val="uk-UA"/>
+        </w:rPr>
+        <w:t xml:space="preserve">  </w:t>
+      </w:r>
+      <w:r>
+        <w:rPr>
+          <w:b w:val="0"/>
+          <w:bCs w:val="0"/>
+          <w:sz w:val="20"/>
+          <w:szCs w:val="20"/>
+          <w:lang w:val="uk-UA"/>
+        </w:rPr>
+        <w:t xml:space="preserve">  </w:t>
       </w:r>
       <w:r>
         <w:rPr>
@@ -156,8 +177,8 @@
             <w:sz w:val="20"/>
             <w:szCs w:val="20"/>
           </w:rPr>
-          <w:alias w:val="docDateC"/>
-          <w:tag w:val="docDateC"/>
+          <w:alias w:val="docDate"/>
+          <w:tag w:val="docDate"/>
           <w:id w:val="-1392730580"/>
           <w:placeholder>
             <w:docPart w:val="245CFE650DA64AFBA5E37B6645B12D0B"/>
@@ -166,10 +187,12 @@
           <w15:appearance w15:val="tags"/>
           <w:text/>
         </w:sdtPr>
+        <w:sdtEndPr/>
         <w:sdtContent>
           <w:r>
             <w:rPr>
               <w:rStyle w:val="ae"/>
+              <w:lang w:val="uk-UA"/>
             </w:rPr>
             <w:t>Место для ввода текста.</w:t>
           </w:r>
@@ -188,7 +211,6 @@
       </w:r>
       <w:r>
         <w:rPr>
-          <w:b w:val="0"/>
           <w:bCs w:val="0"/>
           <w:sz w:val="20"/>
           <w:szCs w:val="20"/>
@@ -305,6 +327,7 @@
       <w:sdt>
         <w:sdtPr>
           <w:rPr>
+            <w:b/>
             <w:bCs/>
           </w:rPr>
           <w:alias w:val="fop"/>
@@ -317,6 +340,7 @@
           <w15:appearance w15:val="tags"/>
           <w:text/>
         </w:sdtPr>
+        <w:sdtEndPr/>
         <w:sdtContent>
           <w:r>
             <w:rPr>
@@ -351,6 +375,7 @@
           <w15:appearance w15:val="tags"/>
           <w:text/>
         </w:sdtPr>
+        <w:sdtEndPr/>
         <w:sdtContent>
           <w:r>
             <w:rPr>
@@ -374,7 +399,22 @@
           <w:b/>
           <w:bCs/>
         </w:rPr>
-        <w:t xml:space="preserve">(далі – Користувач) </w:t>
+        <w:t>(далі – Користувач)</w:t>
+      </w:r>
+      <w:r>
+        <w:rPr>
+          <w:b/>
+          <w:bCs/>
+          <w:lang w:val="ru-RU"/>
+        </w:rPr>
+        <w:t xml:space="preserve">, </w:t>
+      </w:r>
+      <w:r>
+        <w:rPr>
+          <w:b/>
+          <w:bCs/>
+        </w:rPr>
+        <w:t xml:space="preserve"> </w:t>
       </w:r>
       <w:sdt>
         <w:sdtPr>
@@ -391,6 +431,7 @@
           <w15:appearance w15:val="tags"/>
           <w:text/>
         </w:sdtPr>
+        <w:sdtEndPr/>
         <w:sdtContent>
           <w:r>
             <w:rPr>
@@ -400,6 +441,13 @@
           </w:r>
         </w:sdtContent>
       </w:sdt>
+      <w:r>
+        <w:rPr>
+          <w:bCs/>
+          <w:lang w:val="ru-RU"/>
+        </w:rPr>
+        <w:t xml:space="preserve"> </w:t>
+      </w:r>
       <w:sdt>
         <w:sdtPr>
           <w:rPr>
@@ -416,11 +464,13 @@
           <w15:appearance w15:val="tags"/>
           <w:text/>
         </w:sdtPr>
+        <w:sdtEndPr/>
         <w:sdtContent>
           <w:r>
             <w:rPr>
               <w:rStyle w:val="ae"/>
               <w:rFonts w:eastAsia="Calibri"/>
+              <w:b/>
             </w:rPr>
             <w:t>Место для ввода текста.</w:t>
           </w:r>
@@ -433,7 +483,7 @@
           <w:sz w:val="28"/>
           <w:szCs w:val="28"/>
         </w:rPr>
-        <w:t xml:space="preserve">, </w:t>
+        <w:t xml:space="preserve"> </w:t>
       </w:r>
       <w:sdt>
         <w:sdtPr>
@@ -450,6 +500,7 @@
           <w15:appearance w15:val="tags"/>
           <w:text/>
         </w:sdtPr>
+        <w:sdtEndPr/>
         <w:sdtContent>
           <w:r>
             <w:rPr>
@@ -459,6 +510,13 @@
           </w:r>
         </w:sdtContent>
       </w:sdt>
+      <w:r>
+        <w:rPr>
+          <w:bCs/>
+          <w:lang w:val="ru-RU"/>
+        </w:rPr>
+        <w:t xml:space="preserve"> </w:t>
+      </w:r>
       <w:sdt>
         <w:sdtPr>
           <w:rPr>
@@ -475,11 +533,13 @@
           <w15:appearance w15:val="tags"/>
           <w:text/>
         </w:sdtPr>
+        <w:sdtEndPr/>
         <w:sdtContent>
           <w:r>
             <w:rPr>
               <w:rStyle w:val="ae"/>
               <w:rFonts w:eastAsia="Calibri"/>
+              <w:b/>
             </w:rPr>
             <w:t>Место для ввода текста.</w:t>
           </w:r>
@@ -487,9 +547,17 @@
       </w:sdt>
       <w:r>
         <w:rPr>
+          <w:b/>
           <w:bCs/>
-        </w:rPr>
-        <w:t>, з іншої сторони, що при подальшому згадуванні разом іменуються – Сторони, уклали даний Ліцензійний договір (далі – Договір) про наступне:</w:t>
+          <w:lang w:val="ru-RU"/>
+        </w:rPr>
+        <w:t xml:space="preserve">  </w:t>
+      </w:r>
+      <w:r>
+        <w:rPr>
+          <w:bCs/>
+        </w:rPr>
+        <w:t>з іншої сторони, що при подальшому згадуванні разом іменуються – Сторони, уклали даний Ліцензійний договір (далі – Договір) про наступне:</w:t>
       </w:r>
     </w:p>
     <w:p>
@@ -1571,6 +1639,7 @@
           <w15:appearance w15:val="tags"/>
           <w:text/>
         </w:sdtPr>
+        <w:sdtEndPr/>
         <w:sdtContent>
           <w:r>
             <w:rPr>
@@ -1606,6 +1675,7 @@
           <w15:appearance w15:val="tags"/>
           <w:text/>
         </w:sdtPr>
+        <w:sdtEndPr/>
         <w:sdtContent>
           <w:r>
             <w:rPr>
@@ -1635,8 +1705,9 @@
           <w:b/>
           <w:sz w:val="20"/>
           <w:szCs w:val="20"/>
-        </w:rPr>
-        <w:t>відсоток</w:t>
+          <w:lang w:val="ru-RU"/>
+        </w:rPr>
+        <w:t>%</w:t>
       </w:r>
       <w:r>
         <w:rPr>
@@ -1664,6 +1735,7 @@
           <w15:appearance w15:val="tags"/>
           <w:text/>
         </w:sdtPr>
+        <w:sdtEndPr/>
         <w:sdtContent>
           <w:r>
             <w:rPr>
@@ -1680,7 +1752,15 @@
           <w:sz w:val="20"/>
           <w:szCs w:val="20"/>
         </w:rPr>
-        <w:t xml:space="preserve"> (</w:t>
+        <w:t xml:space="preserve"> </w:t>
+      </w:r>
+      <w:r>
+        <w:rPr>
+          <w:bCs/>
+          <w:sz w:val="20"/>
+          <w:szCs w:val="20"/>
+        </w:rPr>
+        <w:t>(</w:t>
       </w:r>
       <w:sdt>
         <w:sdtPr>
@@ -1699,6 +1779,7 @@
           <w15:appearance w15:val="tags"/>
           <w:text/>
         </w:sdtPr>
+        <w:sdtEndPr/>
         <w:sdtContent>
           <w:r>
             <w:rPr>
@@ -1710,12 +1791,21 @@
       </w:sdt>
       <w:r>
         <w:rPr>
+          <w:bCs/>
+          <w:sz w:val="20"/>
+          <w:szCs w:val="20"/>
+          <w:lang w:val="ru-RU"/>
+        </w:rPr>
+        <w:t>)</w:t>
+      </w:r>
+      <w:r>
+        <w:rPr>
           <w:b/>
           <w:bCs/>
           <w:sz w:val="20"/>
           <w:szCs w:val="20"/>
         </w:rPr>
-        <w:t xml:space="preserve">) грн. </w:t>
+        <w:t xml:space="preserve"> грн. </w:t>
       </w:r>
       <w:sdt>
         <w:sdtPr>
@@ -1735,6 +1825,7 @@
           <w15:appearance w15:val="tags"/>
           <w:text/>
         </w:sdtPr>
+        <w:sdtEndPr/>
         <w:sdtContent>
           <w:r>
             <w:rPr>
@@ -1779,6 +1870,7 @@
           <w15:appearance w15:val="tags"/>
           <w:text/>
         </w:sdtPr>
+        <w:sdtEndPr/>
         <w:sdtContent>
           <w:r>
             <w:rPr>
@@ -1903,6 +1995,7 @@
           <w15:appearance w15:val="tags"/>
           <w:text/>
         </w:sdtPr>
+        <w:sdtEndPr/>
         <w:sdtContent>
           <w:r>
             <w:rPr>
@@ -2005,6 +2098,7 @@
           <w15:appearance w15:val="tags"/>
           <w:text/>
         </w:sdtPr>
+        <w:sdtEndPr/>
         <w:sdtContent>
           <w:r>
             <w:rPr>
@@ -2965,15 +3059,7 @@
             <w:sz w:val="20"/>
             <w:szCs w:val="20"/>
           </w:rPr>
-          <w:t>www.uacrr.or</w:t>
-        </w:r>
-        <w:r>
-          <w:rPr>
-            <w:rStyle w:val="aa"/>
-            <w:sz w:val="20"/>
-            <w:szCs w:val="20"/>
-          </w:rPr>
-          <w:t>g.ua</w:t>
+          <w:t>www.uacrr.org.ua</w:t>
         </w:r>
       </w:hyperlink>
       <w:r>
@@ -3679,11 +3765,160 @@
             <w:sz w:val="20"/>
             <w:szCs w:val="20"/>
           </w:rPr>
-          <w:alias w:val="docDateBeginC"/>
-          <w:tag w:val="docDateBeginC"/>
+          <w:alias w:val="docDateBegin"/>
+          <w:tag w:val="docDateBegin"/>
           <w:id w:val="-954788700"/>
           <w:placeholder>
             <w:docPart w:val="91BB44DB2321436B9A5D0FAD32CCF5B6"/>
+          </w:placeholder>
+          <w:showingPlcHdr/>
+          <w15:appearance w15:val="tags"/>
+          <w:text/>
+        </w:sdtPr>
+        <w:sdtEndPr/>
+        <w:sdtContent>
+          <w:r>
+            <w:rPr>
+              <w:rStyle w:val="ae"/>
+            </w:rPr>
+            <w:t>Место для ввода текста.</w:t>
+          </w:r>
+        </w:sdtContent>
+      </w:sdt>
+      <w:r>
+        <w:rPr>
+          <w:b/>
+          <w:sz w:val="20"/>
+          <w:szCs w:val="20"/>
+          <w:lang w:val="ru-RU"/>
+        </w:rPr>
+        <w:t xml:space="preserve"> </w:t>
+      </w:r>
+      <w:r>
+        <w:rPr>
+          <w:b/>
+          <w:bCs/>
+          <w:sz w:val="20"/>
+          <w:szCs w:val="20"/>
+        </w:rPr>
+        <w:t xml:space="preserve">року </w:t>
+      </w:r>
+      <w:r>
+        <w:rPr>
+          <w:bCs/>
+          <w:sz w:val="20"/>
+          <w:szCs w:val="20"/>
+        </w:rPr>
+        <w:t>і діє до</w:t>
+      </w:r>
+      <w:r>
+        <w:rPr>
+          <w:b/>
+          <w:bCs/>
+          <w:sz w:val="20"/>
+          <w:szCs w:val="20"/>
+        </w:rPr>
+        <w:t xml:space="preserve">  </w:t>
+      </w:r>
+      <w:bookmarkStart w:id="7" w:name="_Hlk3207534"/>
+      <w:sdt>
+        <w:sdtPr>
+          <w:rPr>
+            <w:b/>
+            <w:sz w:val="20"/>
+            <w:szCs w:val="20"/>
+          </w:rPr>
+          <w:alias w:val="docDateEnd"/>
+          <w:tag w:val="docDateEnd"/>
+          <w:id w:val="1553884469"/>
+          <w:placeholder>
+            <w:docPart w:val="91BB44DB2321436B9A5D0FAD32CCF5B6"/>
+          </w:placeholder>
+          <w:showingPlcHdr/>
+          <w15:appearance w15:val="tags"/>
+          <w:text/>
+        </w:sdtPr>
+        <w:sdtEndPr/>
+        <w:sdtContent>
+          <w:r>
+            <w:rPr>
+              <w:rStyle w:val="ae"/>
+            </w:rPr>
+            <w:t>Место для ввода текста.</w:t>
+          </w:r>
+        </w:sdtContent>
+      </w:sdt>
+      <w:bookmarkEnd w:id="6"/>
+      <w:bookmarkEnd w:id="7"/>
+      <w:r>
+        <w:rPr>
+          <w:sz w:val="20"/>
+          <w:szCs w:val="20"/>
+        </w:rPr>
+        <w:t xml:space="preserve"> </w:t>
+      </w:r>
+      <w:r>
+        <w:rPr>
+          <w:b/>
+          <w:sz w:val="20"/>
+          <w:szCs w:val="20"/>
+        </w:rPr>
+        <w:t>року</w:t>
+      </w:r>
+      <w:r>
+        <w:rPr>
+          <w:sz w:val="20"/>
+          <w:szCs w:val="20"/>
+        </w:rPr>
+        <w:t xml:space="preserve">; при цьому, всі зобов’язання Користувача, що виникли під час дії даного Договору, залишаються в силі до їх повного виконання. </w:t>
+      </w:r>
+    </w:p>
+    <w:p>
+      <w:pPr>
+        <w:pStyle w:val="a3"/>
+        <w:ind w:right="0" w:firstLine="360"/>
+        <w:rPr>
+          <w:sz w:val="20"/>
+          <w:szCs w:val="20"/>
+        </w:rPr>
+      </w:pPr>
+      <w:r>
+        <w:rPr>
+          <w:sz w:val="20"/>
+          <w:szCs w:val="20"/>
+        </w:rPr>
+        <w:t>5.2. Дія даного Договору автоматично продовжується строком на 1 рік з одночасним підвищенням розміру мінімального платежу авторської винагороди</w:t>
+      </w:r>
+      <w:r>
+        <w:rPr>
+          <w:sz w:val="20"/>
+          <w:szCs w:val="20"/>
+          <w:lang w:val="ru-RU"/>
+        </w:rPr>
+        <w:t xml:space="preserve"> </w:t>
+      </w:r>
+      <w:r>
+        <w:rPr>
+          <w:sz w:val="20"/>
+          <w:szCs w:val="20"/>
+        </w:rPr>
+        <w:t xml:space="preserve">за попередній рік на </w:t>
+      </w:r>
+      <w:bookmarkStart w:id="8" w:name="_Hlk4080784"/>
+      <w:sdt>
+        <w:sdtPr>
+          <w:rPr>
+            <w:b/>
+            <w:bCs/>
+            <w:sz w:val="20"/>
+            <w:szCs w:val="20"/>
+            <w:lang w:val="ru-UA"/>
+          </w:rPr>
+          <w:alias w:val="prcntPrl"/>
+          <w:tag w:val="prcntPrl"/>
+          <w:id w:val="973418347"/>
+          <w:placeholder>
+            <w:docPart w:val="B5FF24556FF04058845D4306FB2F8077"/>
           </w:placeholder>
           <w:showingPlcHdr/>
           <w15:appearance w15:val="tags"/>
@@ -3701,50 +3936,26 @@
       <w:r>
         <w:rPr>
           <w:b/>
-          <w:sz w:val="20"/>
-          <w:szCs w:val="20"/>
-        </w:rPr>
-        <w:t xml:space="preserve"> </w:t>
-      </w:r>
-      <w:r>
-        <w:rPr>
-          <w:b/>
           <w:bCs/>
           <w:sz w:val="20"/>
           <w:szCs w:val="20"/>
-        </w:rPr>
-        <w:t xml:space="preserve">року </w:t>
-      </w:r>
-      <w:r>
-        <w:rPr>
-          <w:bCs/>
-          <w:sz w:val="20"/>
-          <w:szCs w:val="20"/>
-        </w:rPr>
-        <w:t>і діє до</w:t>
-      </w:r>
-      <w:r>
-        <w:rPr>
-          <w:b/>
-          <w:bCs/>
-          <w:sz w:val="20"/>
-          <w:szCs w:val="20"/>
-        </w:rPr>
-        <w:t xml:space="preserve">  </w:t>
-      </w:r>
-      <w:bookmarkStart w:id="7" w:name="_Hlk3207534"/>
+          <w:lang w:val="ru-UA"/>
+        </w:rPr>
+        <w:t xml:space="preserve"> (</w:t>
+      </w:r>
       <w:sdt>
         <w:sdtPr>
           <w:rPr>
-            <w:b/>
+            <w:bCs/>
             <w:sz w:val="20"/>
             <w:szCs w:val="20"/>
+            <w:lang w:val="ru-UA"/>
           </w:rPr>
-          <w:alias w:val="docDateEndC"/>
-          <w:tag w:val="docDateEndC"/>
-          <w:id w:val="1553884469"/>
+          <w:alias w:val="prcntPrlText"/>
+          <w:tag w:val="prcntPrlText"/>
+          <w:id w:val="-492410048"/>
           <w:placeholder>
-            <w:docPart w:val="91BB44DB2321436B9A5D0FAD32CCF5B6"/>
+            <w:docPart w:val="B5FF24556FF04058845D4306FB2F8077"/>
           </w:placeholder>
           <w:showingPlcHdr/>
           <w15:appearance w15:val="tags"/>
@@ -3759,21 +3970,41 @@
           </w:r>
         </w:sdtContent>
       </w:sdt>
-      <w:bookmarkEnd w:id="6"/>
-      <w:bookmarkEnd w:id="7"/>
-      <w:r>
-        <w:rPr>
-          <w:sz w:val="20"/>
-          <w:szCs w:val="20"/>
+      <w:r>
+        <w:rPr>
+          <w:b/>
+          <w:bCs/>
+          <w:sz w:val="20"/>
+          <w:szCs w:val="20"/>
+          <w:lang w:val="ru-UA"/>
+        </w:rPr>
+        <w:t>)</w:t>
+      </w:r>
+      <w:bookmarkEnd w:id="8"/>
+      <w:r>
+        <w:rPr>
+          <w:sz w:val="20"/>
+          <w:szCs w:val="20"/>
+          <w:lang w:val="ru-RU"/>
         </w:rPr>
         <w:t xml:space="preserve"> </w:t>
       </w:r>
       <w:r>
         <w:rPr>
-          <w:sz w:val="20"/>
-          <w:szCs w:val="20"/>
-        </w:rPr>
-        <w:t xml:space="preserve">року; при цьому, всі зобов’язання Користувача, що виникли під час дії даного Договору, залишаються в силі до їх повного виконання. </w:t>
+          <w:b/>
+          <w:sz w:val="20"/>
+          <w:szCs w:val="20"/>
+        </w:rPr>
+        <w:t>%</w:t>
+      </w:r>
+      <w:bookmarkStart w:id="9" w:name="_GoBack"/>
+      <w:bookmarkEnd w:id="9"/>
+      <w:r>
+        <w:rPr>
+          <w:sz w:val="20"/>
+          <w:szCs w:val="20"/>
+        </w:rPr>
+        <w:t xml:space="preserve"> - і так із року в рік.</w:t>
       </w:r>
     </w:p>
     <w:p>
@@ -3789,26 +4020,50 @@
         <w:rPr>
           <w:sz w:val="20"/>
           <w:szCs w:val="20"/>
-          <w:highlight w:val="yellow"/>
-        </w:rPr>
-        <w:t>5.2. Дія даного Договору автоматично продовжується строком на 1 рік з одночасним підвищенням розміру мінімального платежу авторської винагороди</w:t>
-      </w:r>
-      <w:r>
-        <w:rPr>
-          <w:sz w:val="20"/>
-          <w:szCs w:val="20"/>
-          <w:highlight w:val="yellow"/>
-          <w:lang w:val="ru-RU"/>
-        </w:rPr>
-        <w:t xml:space="preserve"> </w:t>
-      </w:r>
-      <w:r>
-        <w:rPr>
-          <w:sz w:val="20"/>
-          <w:szCs w:val="20"/>
-          <w:highlight w:val="yellow"/>
-        </w:rPr>
-        <w:t>за попередній рік на ____ (_____________) %, - і так із року в рік.</w:t>
+        </w:rPr>
+        <w:t>5.3. Даний Договір може бути достроково розірваним за домовлені</w:t>
+      </w:r>
+      <w:r>
+        <w:rPr>
+          <w:sz w:val="20"/>
+          <w:szCs w:val="20"/>
+        </w:rPr>
+        <w:t>стю Сторін у випадку припинення</w:t>
+      </w:r>
+      <w:r>
+        <w:rPr>
+          <w:sz w:val="20"/>
+          <w:szCs w:val="20"/>
+        </w:rPr>
+        <w:t xml:space="preserve"> Ко</w:t>
+      </w:r>
+      <w:r>
+        <w:rPr>
+          <w:sz w:val="20"/>
+          <w:szCs w:val="20"/>
+        </w:rPr>
+        <w:t>ристувачем публічного виконання</w:t>
+      </w:r>
+      <w:r>
+        <w:rPr>
+          <w:sz w:val="20"/>
+          <w:szCs w:val="20"/>
+        </w:rPr>
+        <w:t xml:space="preserve"> творів з каталогу ГО УААСП шляхом підписання додаткової угоди. При цьому, Користувач повинен додатково направити ГО УААСП офіційні документи, які підтверджують обставини, згідно з якими Користувач припиняє публічне </w:t>
+      </w:r>
+      <w:r>
+        <w:rPr>
+          <w:sz w:val="20"/>
+          <w:szCs w:val="20"/>
+        </w:rPr>
+        <w:t xml:space="preserve">виконання </w:t>
+      </w:r>
+      <w:r>
+        <w:rPr>
+          <w:sz w:val="20"/>
+          <w:szCs w:val="20"/>
+        </w:rPr>
+        <w:t>творів з каталогу ГО УААСП.</w:t>
       </w:r>
     </w:p>
     <w:p>
@@ -3825,66 +4080,15 @@
           <w:sz w:val="20"/>
           <w:szCs w:val="20"/>
         </w:rPr>
-        <w:t>5.3. Даний Договір може бути достроково розірваним за домовлені</w:t>
-      </w:r>
-      <w:r>
-        <w:rPr>
-          <w:sz w:val="20"/>
-          <w:szCs w:val="20"/>
-        </w:rPr>
-        <w:t>стю Сторін у випадку припинення</w:t>
-      </w:r>
-      <w:r>
-        <w:rPr>
-          <w:sz w:val="20"/>
-          <w:szCs w:val="20"/>
-        </w:rPr>
-        <w:t xml:space="preserve"> Ко</w:t>
-      </w:r>
-      <w:r>
-        <w:rPr>
-          <w:sz w:val="20"/>
-          <w:szCs w:val="20"/>
-        </w:rPr>
-        <w:t>ристувачем публічного виконання</w:t>
-      </w:r>
-      <w:r>
-        <w:rPr>
-          <w:sz w:val="20"/>
-          <w:szCs w:val="20"/>
-        </w:rPr>
-        <w:t xml:space="preserve"> творів з каталогу ГО УААСП шляхом підписання додаткової угоди. При цьому, Користувач повинен додатково направити ГО УААСП офіційні документи, які підтверджують обставини, згідно з якими Користувач припиняє публічне </w:t>
-      </w:r>
-      <w:r>
-        <w:rPr>
-          <w:sz w:val="20"/>
-          <w:szCs w:val="20"/>
-        </w:rPr>
-        <w:t xml:space="preserve">виконання </w:t>
-      </w:r>
-      <w:r>
-        <w:rPr>
-          <w:sz w:val="20"/>
-          <w:szCs w:val="20"/>
-        </w:rPr>
-        <w:t>творів з каталогу ГО УААСП.</w:t>
-      </w:r>
-    </w:p>
-    <w:p>
-      <w:pPr>
-        <w:pStyle w:val="a3"/>
-        <w:ind w:right="0" w:firstLine="360"/>
-        <w:rPr>
-          <w:sz w:val="20"/>
-          <w:szCs w:val="20"/>
-        </w:rPr>
-      </w:pPr>
-      <w:r>
-        <w:rPr>
-          <w:sz w:val="20"/>
-          <w:szCs w:val="20"/>
-        </w:rPr>
-        <w:t>5.4. ГО УААСП має право розірвати даний Договір в односторонньому порядку, про що ГО УААСП зобов’язується письмово повідомити Користувача, шляхом надсилання рекомендованого листа або рекомендованого листа з повідомленням про вручення (на вибір ГО УААСП) на юридичну або поштову адресу Користувача не пізніше, ніж за 30 (тридцять) календарних днів до дати, з якої Договір підлягає розірванню, при цьому, всі зобов’язання Користувача, що виникли під час дії даного Договору, залишаються в силі до їх повного виконання. Договір вважається розірваним з дати, вказаної ГО УААСП у письмовому повідомленні, надісланому згідно вищевказаних умов.</w:t>
+        <w:t xml:space="preserve">5.4. ГО УААСП має право розірвати даний Договір в односторонньому порядку, про що ГО УААСП зобов’язується письмово повідомити Користувача, шляхом надсилання рекомендованого листа або рекомендованого листа з повідомленням про вручення (на вибір ГО УААСП) на юридичну або поштову адресу Користувача не пізніше, ніж за 30 (тридцять) календарних днів до дати, з якої Договір підлягає розірванню, при цьому, всі зобов’язання Користувача, що </w:t>
+      </w:r>
+      <w:r>
+        <w:rPr>
+          <w:sz w:val="20"/>
+          <w:szCs w:val="20"/>
+        </w:rPr>
+        <w:lastRenderedPageBreak/>
+        <w:t>виникли під час дії даного Договору, залишаються в силі до їх повного виконання. Договір вважається розірваним з дати, вказаної ГО УААСП у письмовому повідомленні, надісланому згідно вищевказаних умов.</w:t>
       </w:r>
     </w:p>
     <w:p>
@@ -3903,7 +4107,6 @@
           <w:sz w:val="20"/>
           <w:szCs w:val="20"/>
         </w:rPr>
-        <w:lastRenderedPageBreak/>
         <w:t xml:space="preserve">Письмове повідомлення вважається належним чином доставленим, а Користувач таким, що повідомлений про розірвання Договору у порядку, передбаченому п. 5.4. Договору та з дати, вказаної у письмовому повідомленні </w:t>
       </w:r>
       <w:r>
@@ -4499,7 +4702,16 @@
           <w:sz w:val="20"/>
           <w:szCs w:val="20"/>
         </w:rPr>
-        <w:t>творів є фактичним підтвердженням того, що Користувач продовжує використання творів та готовий виконувати зобов'язання за цим Договором щодо виплати авторської винагороди та надання звітної документації. Договір є припиненим, в тому числі тимчасово призупинений, у випадку підписання Сторонами додаткової угоди до даного Договору.</w:t>
+        <w:t xml:space="preserve">творів є фактичним підтвердженням того, що Користувач продовжує використання творів та готовий виконувати зобов'язання за цим Договором щодо виплати </w:t>
+      </w:r>
+      <w:r>
+        <w:rPr>
+          <w:color w:val="212121"/>
+          <w:sz w:val="20"/>
+          <w:szCs w:val="20"/>
+        </w:rPr>
+        <w:lastRenderedPageBreak/>
+        <w:t>авторської винагороди та надання звітної документації. Договір є припиненим, в тому числі тимчасово призупинений, у випадку підписання Сторонами додаткової угоди до даного Договору.</w:t>
       </w:r>
     </w:p>
     <w:p>
@@ -4516,7 +4728,6 @@
           <w:sz w:val="20"/>
           <w:szCs w:val="20"/>
         </w:rPr>
-        <w:lastRenderedPageBreak/>
         <w:t>8.7. Користувач розуміє та погоджується, що у випадку публічного виконання творів під час гастрольних, концертно-видовищних заходів, організованих Користувачем, Користувач має попередньо забезпечити підписання окремого відповідного виду ліцензійного договору для отримання необхідного обсягу прав.</w:t>
       </w:r>
     </w:p>
@@ -4765,12 +4976,6 @@
         <w:gridCol w:w="5255"/>
       </w:tblGrid>
       <w:tr>
-        <w:tblPrEx>
-          <w:tblCellMar>
-            <w:top w:w="0" w:type="dxa"/>
-            <w:bottom w:w="0" w:type="dxa"/>
-          </w:tblCellMar>
-        </w:tblPrEx>
         <w:trPr>
           <w:trHeight w:val="216"/>
         </w:trPr>
@@ -4853,12 +5058,6 @@
         </w:tc>
       </w:tr>
       <w:tr>
-        <w:tblPrEx>
-          <w:tblCellMar>
-            <w:top w:w="0" w:type="dxa"/>
-            <w:bottom w:w="0" w:type="dxa"/>
-          </w:tblCellMar>
-        </w:tblPrEx>
         <w:trPr>
           <w:trHeight w:val="3952"/>
         </w:trPr>
@@ -5447,12 +5646,24 @@
                 <w:lang w:val="uk-UA"/>
               </w:rPr>
             </w:pPr>
+          </w:p>
+          <w:p>
+            <w:pPr>
+              <w:ind w:right="-108"/>
+              <w:jc w:val="center"/>
+              <w:rPr>
+                <w:bCs w:val="0"/>
+                <w:sz w:val="16"/>
+                <w:szCs w:val="16"/>
+                <w:lang w:val="uk-UA"/>
+              </w:rPr>
+            </w:pPr>
             <w:sdt>
               <w:sdtPr>
                 <w:rPr>
                   <w:bCs w:val="0"/>
-                  <w:sz w:val="16"/>
-                  <w:szCs w:val="16"/>
+                  <w:sz w:val="20"/>
+                  <w:szCs w:val="20"/>
                   <w:lang w:val="uk-UA"/>
                 </w:rPr>
                 <w:alias w:val="CstName"/>
@@ -5465,6 +5676,7 @@
                 <w15:appearance w15:val="tags"/>
                 <w:text/>
               </w:sdtPr>
+              <w:sdtEndPr/>
               <w:sdtContent>
                 <w:r>
                   <w:rPr>
@@ -5498,15 +5710,15 @@
             <w:pPr>
               <w:ind w:right="-108"/>
               <w:rPr>
-                <w:sz w:val="16"/>
-                <w:szCs w:val="16"/>
+                <w:sz w:val="20"/>
+                <w:szCs w:val="20"/>
                 <w:lang w:val="uk-UA"/>
               </w:rPr>
             </w:pPr>
             <w:r>
               <w:rPr>
-                <w:sz w:val="16"/>
-                <w:szCs w:val="16"/>
+                <w:sz w:val="20"/>
+                <w:szCs w:val="20"/>
                 <w:lang w:val="uk-UA"/>
               </w:rPr>
               <w:t xml:space="preserve">Юридична адреса: </w:t>
@@ -5515,8 +5727,8 @@
               <w:sdtPr>
                 <w:rPr>
                   <w:b w:val="0"/>
-                  <w:sz w:val="16"/>
-                  <w:szCs w:val="16"/>
+                  <w:sz w:val="20"/>
+                  <w:szCs w:val="20"/>
                   <w:lang w:val="uk-UA"/>
                 </w:rPr>
                 <w:alias w:val="CstLegalAddress"/>
@@ -5529,6 +5741,7 @@
                 <w15:appearance w15:val="tags"/>
                 <w:text/>
               </w:sdtPr>
+              <w:sdtEndPr/>
               <w:sdtContent>
                 <w:r>
                   <w:rPr>
@@ -5543,16 +5756,15 @@
             <w:pPr>
               <w:ind w:right="-108"/>
               <w:rPr>
-                <w:b w:val="0"/>
-                <w:sz w:val="16"/>
-                <w:szCs w:val="16"/>
+                <w:sz w:val="20"/>
+                <w:szCs w:val="20"/>
                 <w:lang w:val="uk-UA"/>
               </w:rPr>
             </w:pPr>
             <w:r>
               <w:rPr>
-                <w:sz w:val="16"/>
-                <w:szCs w:val="16"/>
+                <w:sz w:val="20"/>
+                <w:szCs w:val="20"/>
                 <w:lang w:val="uk-UA"/>
               </w:rPr>
               <w:t xml:space="preserve">Фактична адреса: </w:t>
@@ -5561,8 +5773,8 @@
               <w:sdtPr>
                 <w:rPr>
                   <w:b w:val="0"/>
-                  <w:sz w:val="16"/>
-                  <w:szCs w:val="16"/>
+                  <w:sz w:val="20"/>
+                  <w:szCs w:val="20"/>
                   <w:lang w:val="uk-UA"/>
                 </w:rPr>
                 <w:alias w:val="CstResidentialAddress"/>
@@ -5575,6 +5787,7 @@
                 <w15:appearance w15:val="tags"/>
                 <w:text/>
               </w:sdtPr>
+              <w:sdtEndPr/>
               <w:sdtContent>
                 <w:r>
                   <w:rPr>
@@ -5589,16 +5802,15 @@
             <w:pPr>
               <w:ind w:right="-108"/>
               <w:rPr>
-                <w:b w:val="0"/>
-                <w:sz w:val="16"/>
-                <w:szCs w:val="16"/>
+                <w:sz w:val="20"/>
+                <w:szCs w:val="20"/>
                 <w:lang w:val="uk-UA"/>
               </w:rPr>
             </w:pPr>
             <w:r>
               <w:rPr>
-                <w:sz w:val="16"/>
-                <w:szCs w:val="16"/>
+                <w:sz w:val="20"/>
+                <w:szCs w:val="20"/>
                 <w:lang w:val="uk-UA"/>
               </w:rPr>
               <w:t xml:space="preserve">Адреса для листування: </w:t>
@@ -5608,8 +5820,8 @@
                 <w:rPr>
                   <w:b w:val="0"/>
                   <w:bCs w:val="0"/>
-                  <w:sz w:val="16"/>
-                  <w:szCs w:val="16"/>
+                  <w:sz w:val="20"/>
+                  <w:szCs w:val="20"/>
                   <w:lang w:val="uk-UA"/>
                 </w:rPr>
                 <w:alias w:val="CstCorrespAddress"/>
@@ -5622,6 +5834,7 @@
                 <w15:appearance w15:val="tags"/>
                 <w:text/>
               </w:sdtPr>
+              <w:sdtEndPr/>
               <w:sdtContent>
                 <w:r>
                   <w:rPr>
@@ -5636,17 +5849,16 @@
             <w:pPr>
               <w:ind w:right="-108"/>
               <w:rPr>
-                <w:b w:val="0"/>
-                <w:sz w:val="16"/>
-                <w:szCs w:val="16"/>
+                <w:sz w:val="20"/>
+                <w:szCs w:val="20"/>
                 <w:lang w:val="uk-UA"/>
               </w:rPr>
             </w:pPr>
             <w:proofErr w:type="spellStart"/>
             <w:r>
               <w:rPr>
-                <w:sz w:val="16"/>
-                <w:szCs w:val="16"/>
+                <w:sz w:val="20"/>
+                <w:szCs w:val="20"/>
                 <w:lang w:val="uk-UA"/>
               </w:rPr>
               <w:t>Тел</w:t>
@@ -5654,8 +5866,8 @@
             <w:proofErr w:type="spellEnd"/>
             <w:r>
               <w:rPr>
-                <w:sz w:val="16"/>
-                <w:szCs w:val="16"/>
+                <w:sz w:val="20"/>
+                <w:szCs w:val="20"/>
                 <w:lang w:val="uk-UA"/>
               </w:rPr>
               <w:t xml:space="preserve">.: </w:t>
@@ -5664,8 +5876,8 @@
               <w:sdtPr>
                 <w:rPr>
                   <w:b w:val="0"/>
-                  <w:sz w:val="16"/>
-                  <w:szCs w:val="16"/>
+                  <w:sz w:val="20"/>
+                  <w:szCs w:val="20"/>
                   <w:lang w:val="uk-UA"/>
                 </w:rPr>
                 <w:alias w:val="CstPhone"/>
@@ -5678,6 +5890,7 @@
                 <w15:appearance w15:val="tags"/>
                 <w:text/>
               </w:sdtPr>
+              <w:sdtEndPr/>
               <w:sdtContent>
                 <w:r>
                   <w:rPr>
@@ -5692,16 +5905,15 @@
             <w:pPr>
               <w:ind w:right="-108"/>
               <w:rPr>
-                <w:b w:val="0"/>
-                <w:sz w:val="16"/>
-                <w:szCs w:val="16"/>
+                <w:sz w:val="20"/>
+                <w:szCs w:val="20"/>
                 <w:lang w:val="uk-UA"/>
               </w:rPr>
             </w:pPr>
             <w:r>
               <w:rPr>
-                <w:sz w:val="16"/>
-                <w:szCs w:val="16"/>
+                <w:sz w:val="20"/>
+                <w:szCs w:val="20"/>
                 <w:lang w:val="uk-UA"/>
               </w:rPr>
               <w:t>факс:_____________________________</w:t>
@@ -5711,16 +5923,15 @@
             <w:pPr>
               <w:ind w:right="-108"/>
               <w:rPr>
-                <w:b w:val="0"/>
-                <w:sz w:val="16"/>
-                <w:szCs w:val="16"/>
+                <w:sz w:val="20"/>
+                <w:szCs w:val="20"/>
                 <w:lang w:val="uk-UA"/>
               </w:rPr>
             </w:pPr>
             <w:r>
               <w:rPr>
-                <w:sz w:val="16"/>
-                <w:szCs w:val="16"/>
+                <w:sz w:val="20"/>
+                <w:szCs w:val="20"/>
                 <w:lang w:val="uk-UA"/>
               </w:rPr>
               <w:t xml:space="preserve">Код ЄДРПОУ: </w:t>
@@ -5730,8 +5941,8 @@
                 <w:rPr>
                   <w:b w:val="0"/>
                   <w:bCs w:val="0"/>
-                  <w:sz w:val="16"/>
-                  <w:szCs w:val="16"/>
+                  <w:sz w:val="20"/>
+                  <w:szCs w:val="20"/>
                   <w:lang w:val="uk-UA"/>
                 </w:rPr>
                 <w:alias w:val="CstEDRPOU"/>
@@ -5744,6 +5955,7 @@
                 <w15:appearance w15:val="tags"/>
                 <w:text/>
               </w:sdtPr>
+              <w:sdtEndPr/>
               <w:sdtContent>
                 <w:r>
                   <w:rPr>
@@ -5758,27 +5970,42 @@
             <w:pPr>
               <w:ind w:right="-108"/>
               <w:rPr>
-                <w:b w:val="0"/>
-                <w:sz w:val="16"/>
-                <w:szCs w:val="16"/>
+                <w:sz w:val="20"/>
+                <w:szCs w:val="20"/>
                 <w:lang w:val="uk-UA"/>
               </w:rPr>
             </w:pPr>
             <w:r>
               <w:rPr>
-                <w:sz w:val="16"/>
-                <w:szCs w:val="16"/>
+                <w:sz w:val="20"/>
+                <w:szCs w:val="20"/>
                 <w:lang w:val="uk-UA"/>
               </w:rPr>
-              <w:t xml:space="preserve">Банк </w:t>
+              <w:t>Банк</w:t>
+            </w:r>
+            <w:r>
+              <w:rPr>
+                <w:sz w:val="20"/>
+                <w:szCs w:val="20"/>
+                <w:lang w:val="uk-UA"/>
+              </w:rPr>
+              <w:t>:</w:t>
+            </w:r>
+            <w:r>
+              <w:rPr>
+                <w:sz w:val="20"/>
+                <w:szCs w:val="20"/>
+                <w:lang w:val="uk-UA"/>
+              </w:rPr>
+              <w:t xml:space="preserve"> </w:t>
             </w:r>
             <w:sdt>
               <w:sdtPr>
                 <w:rPr>
                   <w:b w:val="0"/>
                   <w:bCs w:val="0"/>
-                  <w:sz w:val="16"/>
-                  <w:szCs w:val="16"/>
+                  <w:sz w:val="20"/>
+                  <w:szCs w:val="20"/>
                   <w:lang w:val="uk-UA"/>
                 </w:rPr>
                 <w:alias w:val="CstBankName"/>
@@ -5791,6 +6018,7 @@
                 <w15:appearance w15:val="tags"/>
                 <w:text/>
               </w:sdtPr>
+              <w:sdtEndPr/>
               <w:sdtContent>
                 <w:r>
                   <w:rPr>
@@ -5805,16 +6033,15 @@
             <w:pPr>
               <w:ind w:right="-108"/>
               <w:rPr>
-                <w:b w:val="0"/>
-                <w:sz w:val="16"/>
-                <w:szCs w:val="16"/>
+                <w:sz w:val="20"/>
+                <w:szCs w:val="20"/>
                 <w:lang w:val="uk-UA"/>
               </w:rPr>
             </w:pPr>
             <w:r>
               <w:rPr>
-                <w:sz w:val="16"/>
-                <w:szCs w:val="16"/>
+                <w:sz w:val="20"/>
+                <w:szCs w:val="20"/>
                 <w:lang w:val="uk-UA"/>
               </w:rPr>
               <w:t xml:space="preserve">МФО: </w:t>
@@ -5824,8 +6051,8 @@
                 <w:rPr>
                   <w:b w:val="0"/>
                   <w:bCs w:val="0"/>
-                  <w:sz w:val="16"/>
-                  <w:szCs w:val="16"/>
+                  <w:sz w:val="20"/>
+                  <w:szCs w:val="20"/>
                   <w:lang w:val="uk-UA"/>
                 </w:rPr>
                 <w:alias w:val="CstBankMFO"/>
@@ -5838,6 +6065,7 @@
                 <w15:appearance w15:val="tags"/>
                 <w:text/>
               </w:sdtPr>
+              <w:sdtEndPr/>
               <w:sdtContent>
                 <w:r>
                   <w:rPr>
@@ -5852,16 +6080,15 @@
             <w:pPr>
               <w:ind w:right="-108"/>
               <w:rPr>
-                <w:b w:val="0"/>
-                <w:sz w:val="16"/>
-                <w:szCs w:val="16"/>
+                <w:sz w:val="20"/>
+                <w:szCs w:val="20"/>
                 <w:lang w:val="uk-UA"/>
               </w:rPr>
             </w:pPr>
             <w:r>
               <w:rPr>
-                <w:sz w:val="16"/>
-                <w:szCs w:val="16"/>
+                <w:sz w:val="20"/>
+                <w:szCs w:val="20"/>
                 <w:lang w:val="uk-UA"/>
               </w:rPr>
               <w:t xml:space="preserve">р/р </w:t>
@@ -5871,8 +6098,8 @@
                 <w:rPr>
                   <w:b w:val="0"/>
                   <w:bCs w:val="0"/>
-                  <w:sz w:val="16"/>
-                  <w:szCs w:val="16"/>
+                  <w:sz w:val="20"/>
+                  <w:szCs w:val="20"/>
                   <w:lang w:val="uk-UA"/>
                 </w:rPr>
                 <w:alias w:val="CstAcc"/>
@@ -5885,6 +6112,7 @@
                 <w15:appearance w15:val="tags"/>
                 <w:text/>
               </w:sdtPr>
+              <w:sdtEndPr/>
               <w:sdtContent>
                 <w:r>
                   <w:rPr>
@@ -5899,16 +6127,15 @@
             <w:pPr>
               <w:ind w:right="-108"/>
               <w:rPr>
-                <w:b w:val="0"/>
-                <w:sz w:val="16"/>
-                <w:szCs w:val="16"/>
+                <w:sz w:val="20"/>
+                <w:szCs w:val="20"/>
                 <w:lang w:val="uk-UA"/>
               </w:rPr>
             </w:pPr>
             <w:r>
               <w:rPr>
-                <w:sz w:val="16"/>
-                <w:szCs w:val="16"/>
+                <w:sz w:val="20"/>
+                <w:szCs w:val="20"/>
                 <w:lang w:val="uk-UA"/>
               </w:rPr>
               <w:t xml:space="preserve">Свідоцтво № </w:t>
@@ -5918,24 +6145,26 @@
                 <w:rPr>
                   <w:b w:val="0"/>
                   <w:bCs w:val="0"/>
-                  <w:sz w:val="16"/>
-                  <w:szCs w:val="16"/>
+                  <w:sz w:val="20"/>
+                  <w:szCs w:val="20"/>
                   <w:lang w:val="uk-UA"/>
                 </w:rPr>
-                <w:alias w:val="CstAcc"/>
-                <w:tag w:val="CstAcc"/>
-                <w:id w:val="1575388416"/>
+                <w:alias w:val="CstRegNumber"/>
+                <w:tag w:val="CstRegNumber"/>
+                <w:id w:val="-1794891208"/>
                 <w:placeholder>
-                  <w:docPart w:val="2FA7680E356E4C29A7A30020C0A0BD4C"/>
+                  <w:docPart w:val="E9AB834FE081465DAC8130837472814C"/>
                 </w:placeholder>
                 <w:showingPlcHdr/>
                 <w15:appearance w15:val="tags"/>
                 <w:text/>
               </w:sdtPr>
+              <w:sdtEndPr/>
               <w:sdtContent>
                 <w:r>
                   <w:rPr>
                     <w:rStyle w:val="ae"/>
+                    <w:lang w:val="uk-UA"/>
                   </w:rPr>
                   <w:t>Место для ввода текста.</w:t>
                 </w:r>
@@ -5943,35 +6172,54 @@
             </w:sdt>
             <w:r>
               <w:rPr>
-                <w:sz w:val="16"/>
-                <w:szCs w:val="16"/>
+                <w:sz w:val="20"/>
+                <w:szCs w:val="20"/>
                 <w:lang w:val="uk-UA"/>
               </w:rPr>
-              <w:t xml:space="preserve"> від </w:t>
+              <w:t xml:space="preserve"> </w:t>
+            </w:r>
+            <w:r>
+              <w:rPr>
+                <w:b w:val="0"/>
+                <w:sz w:val="20"/>
+                <w:szCs w:val="20"/>
+                <w:lang w:val="uk-UA"/>
+              </w:rPr>
+              <w:t>від</w:t>
+            </w:r>
+            <w:r>
+              <w:rPr>
+                <w:sz w:val="20"/>
+                <w:szCs w:val="20"/>
+                <w:lang w:val="uk-UA"/>
+              </w:rPr>
+              <w:t xml:space="preserve"> </w:t>
             </w:r>
             <w:sdt>
               <w:sdtPr>
                 <w:rPr>
-                  <w:b w:val="0"/>
-                  <w:bCs w:val="0"/>
-                  <w:sz w:val="16"/>
-                  <w:szCs w:val="16"/>
+                  <w:sz w:val="20"/>
+                  <w:szCs w:val="20"/>
                   <w:lang w:val="uk-UA"/>
                 </w:rPr>
-                <w:alias w:val="CstAcc"/>
-                <w:tag w:val="CstAcc"/>
-                <w:id w:val="1488436807"/>
+                <w:alias w:val="CstRegData"/>
+                <w:tag w:val="CstRegData"/>
+                <w:id w:val="1267500302"/>
                 <w:placeholder>
-                  <w:docPart w:val="C59739DCAF9F4E4987E2A8AEBF2D5AD0"/>
+                  <w:docPart w:val="E9AB834FE081465DAC8130837472814C"/>
                 </w:placeholder>
                 <w:showingPlcHdr/>
                 <w15:appearance w15:val="tags"/>
                 <w:text/>
               </w:sdtPr>
+              <w:sdtEndPr/>
               <w:sdtContent>
                 <w:r>
                   <w:rPr>
                     <w:rStyle w:val="ae"/>
+                    <w:sz w:val="20"/>
+                    <w:szCs w:val="20"/>
+                    <w:lang w:val="uk-UA"/>
                   </w:rPr>
                   <w:t>Место для ввода текста.</w:t>
                 </w:r>
@@ -5979,27 +6227,88 @@
             </w:sdt>
             <w:r>
               <w:rPr>
-                <w:sz w:val="16"/>
-                <w:szCs w:val="16"/>
+                <w:sz w:val="20"/>
+                <w:szCs w:val="20"/>
                 <w:lang w:val="uk-UA"/>
               </w:rPr>
-              <w:t xml:space="preserve"> р.</w:t>
+              <w:t xml:space="preserve"> </w:t>
             </w:r>
+            <w:r>
+              <w:rPr>
+                <w:b w:val="0"/>
+                <w:sz w:val="20"/>
+                <w:szCs w:val="20"/>
+                <w:lang w:val="uk-UA"/>
+              </w:rPr>
+              <w:t>р.</w:t>
+            </w:r>
           </w:p>
           <w:p>
             <w:pPr>
               <w:ind w:right="-108"/>
               <w:rPr>
-                <w:b w:val="0"/>
-                <w:sz w:val="16"/>
-                <w:szCs w:val="16"/>
+                <w:sz w:val="20"/>
+                <w:szCs w:val="20"/>
+              </w:rPr>
+            </w:pPr>
+            <w:r>
+              <w:rPr>
+                <w:sz w:val="20"/>
+                <w:szCs w:val="20"/>
                 <w:lang w:val="uk-UA"/>
               </w:rPr>
-            </w:pPr>
+              <w:t>Є платником</w:t>
+            </w:r>
             <w:r>
               <w:rPr>
-                <w:sz w:val="16"/>
-                <w:szCs w:val="16"/>
+                <w:sz w:val="20"/>
+                <w:szCs w:val="20"/>
+              </w:rPr>
+              <w:t xml:space="preserve"> </w:t>
+            </w:r>
+            <w:sdt>
+              <w:sdtPr>
+                <w:rPr>
+                  <w:bCs w:val="0"/>
+                  <w:sz w:val="20"/>
+                  <w:szCs w:val="20"/>
+                  <w:lang w:val="uk-UA"/>
+                </w:rPr>
+                <w:alias w:val="CstVATType"/>
+                <w:tag w:val="CstVATType"/>
+                <w:id w:val="25303977"/>
+                <w:placeholder>
+                  <w:docPart w:val="A985672FB48D4755B191D805BD4707D1"/>
+                </w:placeholder>
+                <w:showingPlcHdr/>
+                <w15:appearance w15:val="tags"/>
+                <w:text/>
+              </w:sdtPr>
+              <w:sdtEndPr/>
+              <w:sdtContent>
+                <w:r>
+                  <w:rPr>
+                    <w:rStyle w:val="ae"/>
+                    <w:lang w:val="uk-UA"/>
+                  </w:rPr>
+                  <w:t>Место для ввода текста.</w:t>
+                </w:r>
+              </w:sdtContent>
+            </w:sdt>
+          </w:p>
+          <w:p>
+            <w:pPr>
+              <w:ind w:right="-108"/>
+              <w:rPr>
+                <w:sz w:val="20"/>
+                <w:szCs w:val="20"/>
+                <w:lang w:val="uk-UA"/>
+              </w:rPr>
+            </w:pPr>
+            <w:r>
+              <w:rPr>
+                <w:sz w:val="20"/>
+                <w:szCs w:val="20"/>
                 <w:lang w:val="uk-UA"/>
               </w:rPr>
               <w:t xml:space="preserve">Індивідуальний податковий № </w:t>
@@ -6007,10 +6316,9 @@
             <w:sdt>
               <w:sdtPr>
                 <w:rPr>
-                  <w:b w:val="0"/>
                   <w:bCs w:val="0"/>
-                  <w:sz w:val="16"/>
-                  <w:szCs w:val="16"/>
+                  <w:sz w:val="20"/>
+                  <w:szCs w:val="20"/>
                   <w:lang w:val="uk-UA"/>
                 </w:rPr>
                 <w:alias w:val="CstVAT"/>
@@ -6023,6 +6331,7 @@
                 <w15:appearance w15:val="tags"/>
                 <w:text/>
               </w:sdtPr>
+              <w:sdtEndPr/>
               <w:sdtContent>
                 <w:r>
                   <w:rPr>
@@ -6038,54 +6347,36 @@
               <w:ind w:right="-108"/>
               <w:rPr>
                 <w:b w:val="0"/>
-                <w:sz w:val="16"/>
-                <w:szCs w:val="16"/>
+                <w:sz w:val="20"/>
+                <w:szCs w:val="20"/>
+                <w:lang w:val="uk-UA"/>
               </w:rPr>
             </w:pPr>
             <w:r>
               <w:rPr>
-                <w:sz w:val="16"/>
-                <w:szCs w:val="16"/>
+                <w:sz w:val="20"/>
+                <w:szCs w:val="20"/>
                 <w:lang w:val="uk-UA"/>
               </w:rPr>
-              <w:t>Є платником</w:t>
+              <w:t>http://</w:t>
             </w:r>
             <w:r>
               <w:rPr>
-                <w:sz w:val="16"/>
-                <w:szCs w:val="16"/>
+                <w:sz w:val="20"/>
+                <w:szCs w:val="20"/>
+                <w:lang w:val="uk-UA"/>
               </w:rPr>
               <w:t xml:space="preserve"> </w:t>
             </w:r>
-            <w:sdt>
-              <w:sdtPr>
-                <w:rPr>
-                  <w:b w:val="0"/>
-                  <w:bCs w:val="0"/>
-                  <w:sz w:val="16"/>
-                  <w:szCs w:val="16"/>
-                  <w:lang w:val="uk-UA"/>
-                </w:rPr>
-                <w:alias w:val="CstVATType"/>
-                <w:tag w:val="CstVATType"/>
-                <w:id w:val="25303977"/>
-                <w:placeholder>
-                  <w:docPart w:val="A1E83C60D98E4F5F9DFA33CECFEC106F"/>
-                </w:placeholder>
-                <w:showingPlcHdr/>
-                <w15:appearance w15:val="tags"/>
-                <w:text/>
-              </w:sdtPr>
-              <w:sdtContent>
-                <w:r>
-                  <w:rPr>
-                    <w:rStyle w:val="ae"/>
-                    <w:lang w:val="uk-UA"/>
-                  </w:rPr>
-                  <w:t>Место для ввода текста.</w:t>
-                </w:r>
-              </w:sdtContent>
-            </w:sdt>
+            <w:r>
+              <w:rPr>
+                <w:b w:val="0"/>
+                <w:sz w:val="20"/>
+                <w:szCs w:val="20"/>
+                <w:lang w:val="uk-UA"/>
+              </w:rPr>
+              <w:t>_________________________</w:t>
+            </w:r>
           </w:p>
           <w:p>
             <w:pPr>
@@ -6099,29 +6390,8 @@
             </w:pPr>
             <w:r>
               <w:rPr>
-                <w:sz w:val="16"/>
-                <w:szCs w:val="16"/>
-                <w:lang w:val="uk-UA"/>
-              </w:rPr>
-              <w:t>http://</w:t>
-            </w:r>
-            <w:bookmarkStart w:id="8" w:name="_GoBack"/>
-            <w:bookmarkEnd w:id="8"/>
-          </w:p>
-          <w:p>
-            <w:pPr>
-              <w:ind w:right="-108"/>
-              <w:rPr>
-                <w:b w:val="0"/>
-                <w:sz w:val="16"/>
-                <w:szCs w:val="16"/>
-                <w:lang w:val="uk-UA"/>
-              </w:rPr>
-            </w:pPr>
-            <w:r>
-              <w:rPr>
-                <w:sz w:val="16"/>
-                <w:szCs w:val="16"/>
+                <w:sz w:val="20"/>
+                <w:szCs w:val="20"/>
                 <w:lang w:val="uk-UA"/>
               </w:rPr>
               <w:t>E-</w:t>
@@ -6129,8 +6399,8 @@
             <w:proofErr w:type="spellStart"/>
             <w:r>
               <w:rPr>
-                <w:sz w:val="16"/>
-                <w:szCs w:val="16"/>
+                <w:sz w:val="20"/>
+                <w:szCs w:val="20"/>
                 <w:lang w:val="uk-UA"/>
               </w:rPr>
               <w:t>mail</w:t>
@@ -6138,11 +6408,20 @@
             <w:proofErr w:type="spellEnd"/>
             <w:r>
               <w:rPr>
-                <w:sz w:val="16"/>
-                <w:szCs w:val="16"/>
+                <w:sz w:val="20"/>
+                <w:szCs w:val="20"/>
                 <w:lang w:val="uk-UA"/>
               </w:rPr>
-              <w:t>: _______________________________</w:t>
+              <w:t xml:space="preserve">: </w:t>
+            </w:r>
+            <w:r>
+              <w:rPr>
+                <w:b w:val="0"/>
+                <w:sz w:val="20"/>
+                <w:szCs w:val="20"/>
+                <w:lang w:val="uk-UA"/>
+              </w:rPr>
+              <w:t>________________________</w:t>
             </w:r>
           </w:p>
           <w:p>
@@ -6293,8 +6572,8 @@
                   <w:pPr>
                     <w:rPr>
                       <w:color w:val="000000"/>
-                      <w:sz w:val="16"/>
-                      <w:szCs w:val="16"/>
+                      <w:sz w:val="18"/>
+                      <w:szCs w:val="18"/>
                     </w:rPr>
                   </w:pPr>
                   <w:r>
@@ -6317,11 +6596,11 @@
                     <w:sdtPr>
                       <w:rPr>
                         <w:b w:val="0"/>
-                        <w:sz w:val="18"/>
-                        <w:szCs w:val="18"/>
+                        <w:sz w:val="20"/>
+                        <w:szCs w:val="20"/>
                       </w:rPr>
-                      <w:alias w:val="CstPerson"/>
-                      <w:tag w:val="CstPerson"/>
+                      <w:alias w:val="CstPerson1"/>
+                      <w:tag w:val="CstPerson1"/>
                       <w:id w:val="433098122"/>
                       <w:placeholder>
                         <w:docPart w:val="70DF441CEA8D41D186CC61EE24CB681A"/>
@@ -6330,6 +6609,7 @@
                       <w15:appearance w15:val="tags"/>
                       <w:text/>
                     </w:sdtPr>
+                    <w:sdtEndPr/>
                     <w:sdtContent>
                       <w:r>
                         <w:rPr>
@@ -6348,15 +6628,6 @@
                     <w:t xml:space="preserve"> /</w:t>
                   </w:r>
                 </w:p>
-                <w:p>
-                  <w:pPr>
-                    <w:rPr>
-                      <w:color w:val="000000"/>
-                      <w:sz w:val="18"/>
-                      <w:szCs w:val="18"/>
-                    </w:rPr>
-                  </w:pPr>
-                </w:p>
               </w:tc>
             </w:tr>
           </w:tbl>
@@ -6368,19 +6639,13 @@
                 <w:sz w:val="20"/>
                 <w:szCs w:val="20"/>
                 <w:vertAlign w:val="superscript"/>
-                <w:lang w:val="en-US"/>
+                <w:lang w:val="ru-RU"/>
               </w:rPr>
             </w:pPr>
           </w:p>
         </w:tc>
       </w:tr>
       <w:tr>
-        <w:tblPrEx>
-          <w:tblCellMar>
-            <w:top w:w="0" w:type="dxa"/>
-            <w:bottom w:w="0" w:type="dxa"/>
-          </w:tblCellMar>
-        </w:tblPrEx>
         <w:trPr>
           <w:trHeight w:val="60"/>
         </w:trPr>
@@ -6482,6 +6747,7 @@
                 <w:sz w:val="20"/>
                 <w:szCs w:val="20"/>
               </w:rPr>
+              <w:lastRenderedPageBreak/>
               <w:t>тел.: (_____________________________</w:t>
             </w:r>
           </w:p>
@@ -6563,7 +6829,6 @@
                 <w:sz w:val="20"/>
                 <w:szCs w:val="20"/>
               </w:rPr>
-              <w:lastRenderedPageBreak/>
               <w:t>тел.: (_____________________________</w:t>
             </w:r>
           </w:p>
@@ -6637,6 +6902,7 @@
                 <w:szCs w:val="16"/>
                 <w:lang w:val="uk-UA" w:eastAsia="en-US"/>
               </w:rPr>
+              <w:lastRenderedPageBreak/>
               <w:t>П.І.Б.</w:t>
             </w:r>
             <w:r>
@@ -6669,6 +6935,7 @@
                 <w15:appearance w15:val="tags"/>
                 <w:text/>
               </w:sdtPr>
+              <w:sdtEndPr/>
               <w:sdtContent>
                 <w:r>
                   <w:rPr>
@@ -6699,7 +6966,6 @@
                 <w:szCs w:val="16"/>
                 <w:lang w:val="uk-UA" w:eastAsia="en-US"/>
               </w:rPr>
-              <w:lastRenderedPageBreak/>
               <w:t>тел</w:t>
             </w:r>
             <w:proofErr w:type="spellEnd"/>
@@ -6723,7 +6989,7 @@
                 <w:szCs w:val="20"/>
                 <w:lang w:val="uk-UA" w:eastAsia="en-US"/>
               </w:rPr>
-              <w:t xml:space="preserve">   </w:t>
+              <w:t xml:space="preserve">  </w:t>
             </w:r>
             <w:sdt>
               <w:sdtPr>
@@ -6744,6 +7010,7 @@
                 <w15:appearance w15:val="tags"/>
                 <w:text/>
               </w:sdtPr>
+              <w:sdtEndPr/>
               <w:sdtContent>
                 <w:r>
                   <w:rPr>
@@ -8171,6 +8438,7 @@
           <w:szCs w:val="18"/>
           <w:lang w:val="uk-UA"/>
         </w:rPr>
+        <w:lastRenderedPageBreak/>
         <w:t>_________________________________________________,</w:t>
       </w:r>
     </w:p>
@@ -8258,7 +8526,6 @@
           <w:szCs w:val="18"/>
           <w:lang w:val="uk-UA"/>
         </w:rPr>
-        <w:lastRenderedPageBreak/>
         <w:t>_________________________________________________,</w:t>
       </w:r>
     </w:p>
@@ -17047,12 +17314,6 @@
       <w:gridCol w:w="5228"/>
     </w:tblGrid>
     <w:tr>
-      <w:tblPrEx>
-        <w:tblCellMar>
-          <w:top w:w="0" w:type="dxa"/>
-          <w:bottom w:w="0" w:type="dxa"/>
-        </w:tblCellMar>
-      </w:tblPrEx>
       <w:trPr>
         <w:trHeight w:val="80"/>
       </w:trPr>
@@ -17156,12 +17417,6 @@
       </w:tc>
     </w:tr>
     <w:tr>
-      <w:tblPrEx>
-        <w:tblCellMar>
-          <w:top w:w="0" w:type="dxa"/>
-          <w:bottom w:w="0" w:type="dxa"/>
-        </w:tblCellMar>
-      </w:tblPrEx>
       <w:tc>
         <w:tcPr>
           <w:tcW w:w="5148" w:type="dxa"/>
@@ -17364,12 +17619,6 @@
       <w:gridCol w:w="5228"/>
     </w:tblGrid>
     <w:tr>
-      <w:tblPrEx>
-        <w:tblCellMar>
-          <w:top w:w="0" w:type="dxa"/>
-          <w:bottom w:w="0" w:type="dxa"/>
-        </w:tblCellMar>
-      </w:tblPrEx>
       <w:tc>
         <w:tcPr>
           <w:tcW w:w="4716" w:type="dxa"/>
@@ -17511,12 +17760,6 @@
       </w:tc>
     </w:tr>
     <w:tr>
-      <w:tblPrEx>
-        <w:tblCellMar>
-          <w:top w:w="0" w:type="dxa"/>
-          <w:bottom w:w="0" w:type="dxa"/>
-        </w:tblCellMar>
-      </w:tblPrEx>
       <w:tc>
         <w:tcPr>
           <w:tcW w:w="4716" w:type="dxa"/>
@@ -18319,11 +18562,14 @@
   </w:style>
   <w:style w:type="character" w:default="1" w:styleId="a0">
     <w:name w:val="Default Paragraph Font"/>
-    <w:semiHidden/>
+    <w:uiPriority w:val="1"/>
+    <w:unhideWhenUsed/>
   </w:style>
   <w:style w:type="table" w:default="1" w:styleId="a1">
     <w:name w:val="Normal Table"/>
+    <w:uiPriority w:val="99"/>
     <w:semiHidden/>
+    <w:unhideWhenUsed/>
     <w:tblPr>
       <w:tblInd w:w="0" w:type="dxa"/>
       <w:tblCellMar>
@@ -18336,7 +18582,9 @@
   </w:style>
   <w:style w:type="numbering" w:default="1" w:styleId="a2">
     <w:name w:val="No List"/>
+    <w:uiPriority w:val="99"/>
     <w:semiHidden/>
+    <w:unhideWhenUsed/>
   </w:style>
   <w:style w:type="paragraph" w:styleId="a3">
     <w:name w:val="Body Text"/>
@@ -18394,7 +18642,7 @@
       </w:tabs>
     </w:pPr>
   </w:style>
-  <w:style w:type="paragraph" w:styleId="a9">
+  <w:style w:type="paragraph" w:customStyle="1" w:styleId="a9">
     <w:name w:val="Название"/>
     <w:basedOn w:val="a"/>
     <w:qFormat/>
@@ -18426,7 +18674,6 @@
   </w:style>
   <w:style w:type="character" w:customStyle="1" w:styleId="a4">
     <w:name w:val="Основной текст Знак"/>
-    <w:aliases w:val=" Знак Знак"/>
     <w:link w:val="a3"/>
     <w:rsid w:val="00392411"/>
     <w:rPr>
@@ -18488,9 +18735,8 @@
     </w:rPr>
   </w:style>
   <w:style w:type="paragraph" w:customStyle="1" w:styleId="CharChar">
-    <w:name w:val=" Char Char"/>
+    <w:name w:val="Char Char"/>
     <w:basedOn w:val="a"/>
-    <w:link w:val="a0"/>
     <w:rsid w:val="00D20AE9"/>
     <w:pPr>
       <w:spacing w:after="160" w:line="240" w:lineRule="exact"/>
@@ -19385,64 +19631,6 @@
     </w:docPart>
     <w:docPart>
       <w:docPartPr>
-        <w:name w:val="2FA7680E356E4C29A7A30020C0A0BD4C"/>
-        <w:category>
-          <w:name w:val="Общие"/>
-          <w:gallery w:val="placeholder"/>
-        </w:category>
-        <w:types>
-          <w:type w:val="bbPlcHdr"/>
-        </w:types>
-        <w:behaviors>
-          <w:behavior w:val="content"/>
-        </w:behaviors>
-        <w:guid w:val="{743E0583-E920-40AB-9624-063ED60AE830}"/>
-      </w:docPartPr>
-      <w:docPartBody>
-        <w:p>
-          <w:pPr>
-            <w:pStyle w:val="2FA7680E356E4C29A7A30020C0A0BD4C"/>
-          </w:pPr>
-          <w:r>
-            <w:rPr>
-              <w:rStyle w:val="a3"/>
-            </w:rPr>
-            <w:t>Место для ввода текста.</w:t>
-          </w:r>
-        </w:p>
-      </w:docPartBody>
-    </w:docPart>
-    <w:docPart>
-      <w:docPartPr>
-        <w:name w:val="C59739DCAF9F4E4987E2A8AEBF2D5AD0"/>
-        <w:category>
-          <w:name w:val="Общие"/>
-          <w:gallery w:val="placeholder"/>
-        </w:category>
-        <w:types>
-          <w:type w:val="bbPlcHdr"/>
-        </w:types>
-        <w:behaviors>
-          <w:behavior w:val="content"/>
-        </w:behaviors>
-        <w:guid w:val="{EDF7A1B0-890F-420E-842E-0614BC34F611}"/>
-      </w:docPartPr>
-      <w:docPartBody>
-        <w:p>
-          <w:pPr>
-            <w:pStyle w:val="C59739DCAF9F4E4987E2A8AEBF2D5AD0"/>
-          </w:pPr>
-          <w:r>
-            <w:rPr>
-              <w:rStyle w:val="a3"/>
-            </w:rPr>
-            <w:t>Место для ввода текста.</w:t>
-          </w:r>
-        </w:p>
-      </w:docPartBody>
-    </w:docPart>
-    <w:docPart>
-      <w:docPartPr>
         <w:name w:val="D0C4B12E3A184BF19D065959B0A9853F"/>
         <w:category>
           <w:name w:val="Общие"/>
@@ -19464,36 +19652,6 @@
           <w:r>
             <w:rPr>
               <w:rStyle w:val="a3"/>
-            </w:rPr>
-            <w:t>Место для ввода текста.</w:t>
-          </w:r>
-        </w:p>
-      </w:docPartBody>
-    </w:docPart>
-    <w:docPart>
-      <w:docPartPr>
-        <w:name w:val="A1E83C60D98E4F5F9DFA33CECFEC106F"/>
-        <w:category>
-          <w:name w:val="Общие"/>
-          <w:gallery w:val="placeholder"/>
-        </w:category>
-        <w:types>
-          <w:type w:val="bbPlcHdr"/>
-        </w:types>
-        <w:behaviors>
-          <w:behavior w:val="content"/>
-        </w:behaviors>
-        <w:guid w:val="{4F55EF8A-40BF-470E-83EA-4565165697D6}"/>
-      </w:docPartPr>
-      <w:docPartBody>
-        <w:p>
-          <w:pPr>
-            <w:pStyle w:val="A1E83C60D98E4F5F9DFA33CECFEC106F"/>
-          </w:pPr>
-          <w:r>
-            <w:rPr>
-              <w:rStyle w:val="a3"/>
-              <w:lang w:val="uk-UA"/>
             </w:rPr>
             <w:t>Место для ввода текста.</w:t>
           </w:r>
@@ -19577,6 +19735,95 @@
         <w:p>
           <w:pPr>
             <w:pStyle w:val="43E523B36EDF4352907190514DCB1D9A"/>
+          </w:pPr>
+          <w:r>
+            <w:rPr>
+              <w:rStyle w:val="a3"/>
+            </w:rPr>
+            <w:t>Место для ввода текста.</w:t>
+          </w:r>
+        </w:p>
+      </w:docPartBody>
+    </w:docPart>
+    <w:docPart>
+      <w:docPartPr>
+        <w:name w:val="E9AB834FE081465DAC8130837472814C"/>
+        <w:category>
+          <w:name w:val="Общие"/>
+          <w:gallery w:val="placeholder"/>
+        </w:category>
+        <w:types>
+          <w:type w:val="bbPlcHdr"/>
+        </w:types>
+        <w:behaviors>
+          <w:behavior w:val="content"/>
+        </w:behaviors>
+        <w:guid w:val="{4857B8D2-048B-4586-B272-66C9978C266C}"/>
+      </w:docPartPr>
+      <w:docPartBody>
+        <w:p>
+          <w:pPr>
+            <w:pStyle w:val="E9AB834FE081465DAC8130837472814C"/>
+          </w:pPr>
+          <w:r>
+            <w:rPr>
+              <w:rStyle w:val="a3"/>
+              <w:lang w:val="uk-UA"/>
+            </w:rPr>
+            <w:t>Место для ввода текста.</w:t>
+          </w:r>
+        </w:p>
+      </w:docPartBody>
+    </w:docPart>
+    <w:docPart>
+      <w:docPartPr>
+        <w:name w:val="A985672FB48D4755B191D805BD4707D1"/>
+        <w:category>
+          <w:name w:val="Общие"/>
+          <w:gallery w:val="placeholder"/>
+        </w:category>
+        <w:types>
+          <w:type w:val="bbPlcHdr"/>
+        </w:types>
+        <w:behaviors>
+          <w:behavior w:val="content"/>
+        </w:behaviors>
+        <w:guid w:val="{0A68800A-FC7F-4C76-A47F-C4A6C4F0E7B4}"/>
+      </w:docPartPr>
+      <w:docPartBody>
+        <w:p>
+          <w:pPr>
+            <w:pStyle w:val="A985672FB48D4755B191D805BD4707D1"/>
+          </w:pPr>
+          <w:r>
+            <w:rPr>
+              <w:rStyle w:val="a3"/>
+              <w:lang w:val="uk-UA"/>
+            </w:rPr>
+            <w:t>Место для ввода текста.</w:t>
+          </w:r>
+        </w:p>
+      </w:docPartBody>
+    </w:docPart>
+    <w:docPart>
+      <w:docPartPr>
+        <w:name w:val="B5FF24556FF04058845D4306FB2F8077"/>
+        <w:category>
+          <w:name w:val="Общие"/>
+          <w:gallery w:val="placeholder"/>
+        </w:category>
+        <w:types>
+          <w:type w:val="bbPlcHdr"/>
+        </w:types>
+        <w:behaviors>
+          <w:behavior w:val="content"/>
+        </w:behaviors>
+        <w:guid w:val="{AB2659B8-ACDF-4664-AC2A-263957CED302}"/>
+      </w:docPartPr>
+      <w:docPartBody>
+        <w:p>
+          <w:pPr>
+            <w:pStyle w:val="B5FF24556FF04058845D4306FB2F8077"/>
           </w:pPr>
           <w:r>
             <w:rPr>
@@ -19690,7 +19937,11 @@
   </w:compat>
   <w:rsids>
     <w:rsidRoot w:val="00E15018"/>
+    <w:rsid w:val="00072AFB"/>
+    <w:rsid w:val="001E1EA6"/>
     <w:rsid w:val="00515DA4"/>
+    <w:rsid w:val="00710528"/>
+    <w:rsid w:val="00DD50B6"/>
     <w:rsid w:val="00E15018"/>
   </w:rsids>
   <m:mathPr>
@@ -20144,7 +20395,7 @@
     <w:basedOn w:val="a0"/>
     <w:uiPriority w:val="99"/>
     <w:semiHidden/>
-    <w:rsid w:val="00E15018"/>
+    <w:rsid w:val="001E1EA6"/>
     <w:rPr>
       <w:color w:val="808080"/>
     </w:rPr>
@@ -20288,6 +20539,21 @@
   <w:style w:type="paragraph" w:customStyle="1" w:styleId="43E523B36EDF4352907190514DCB1D9A">
     <w:name w:val="43E523B36EDF4352907190514DCB1D9A"/>
     <w:rsid w:val="00E15018"/>
+  </w:style>
+  <w:style w:type="paragraph" w:customStyle="1" w:styleId="E9AB834FE081465DAC8130837472814C">
+    <w:name w:val="E9AB834FE081465DAC8130837472814C"/>
+    <w:rsid w:val="00072AFB"/>
+  </w:style>
+  <w:style w:type="paragraph" w:customStyle="1" w:styleId="A985672FB48D4755B191D805BD4707D1">
+    <w:name w:val="A985672FB48D4755B191D805BD4707D1"/>
+    <w:rsid w:val="00DD50B6"/>
+  </w:style>
+  <w:style w:type="paragraph" w:customStyle="1" w:styleId="B5FF24556FF04058845D4306FB2F8077">
+    <w:name w:val="B5FF24556FF04058845D4306FB2F8077"/>
+    <w:rsid w:val="001E1EA6"/>
+    <w:rPr>
+      <w:lang w:val="ru-UA" w:eastAsia="ru-UA"/>
+    </w:rPr>
   </w:style>
 </w:styles>
 </file>
